--- a/4_Diari/12.03.2025 - Diario.docx
+++ b/4_Diari/12.03.2025 - Diario.docx
@@ -217,6 +217,11 @@
           </w:p>
           <w:p>
             <w:pPr>
+              <w:pStyle w:val="Paragrafoelenco"/>
+              <w:numPr>
+                <w:ilvl w:val="0"/>
+                <w:numId w:val="33"/>
+              </w:numPr>
               <w:rPr>
                 <w:rFonts w:ascii="Arial" w:hAnsi="Arial" w:cs="Arial"/>
               </w:rPr>
@@ -225,13 +230,20 @@
               <w:rPr>
                 <w:rFonts w:ascii="Arial" w:hAnsi="Arial" w:cs="Arial"/>
               </w:rPr>
-              <w:t xml:space="preserve">Samuele: </w:t>
+              <w:t>Aggiunta dati fittizi</w:t>
             </w:r>
+          </w:p>
+          <w:p>
+            <w:pPr>
+              <w:rPr>
+                <w:rFonts w:ascii="Arial" w:hAnsi="Arial" w:cs="Arial"/>
+              </w:rPr>
+            </w:pPr>
             <w:r>
               <w:rPr>
                 <w:rFonts w:ascii="Arial" w:hAnsi="Arial" w:cs="Arial"/>
               </w:rPr>
-              <w:t>Malato</w:t>
+              <w:t>Samuele: Malato</w:t>
             </w:r>
           </w:p>
           <w:p>
@@ -282,8 +294,12 @@
                 <w:rFonts w:ascii="Arial" w:hAnsi="Arial" w:cs="Arial"/>
               </w:rPr>
             </w:pPr>
-            <w:bookmarkStart w:id="3" w:name="_GoBack"/>
-            <w:bookmarkEnd w:id="3"/>
+            <w:r>
+              <w:rPr>
+                <w:rFonts w:ascii="Arial" w:hAnsi="Arial" w:cs="Arial"/>
+              </w:rPr>
+              <w:t>Creazione Vendor e Products</w:t>
+            </w:r>
           </w:p>
           <w:p>
             <w:pPr>
@@ -356,12 +372,6 @@
                 <w:rFonts w:ascii="Arial" w:hAnsi="Arial" w:cs="Arial"/>
               </w:rPr>
             </w:pPr>
-            <w:r>
-              <w:rPr>
-                <w:rFonts w:ascii="Arial" w:hAnsi="Arial" w:cs="Arial"/>
-              </w:rPr>
-              <w:t>-</w:t>
-            </w:r>
           </w:p>
         </w:tc>
       </w:tr>
@@ -414,6 +424,12 @@
                 <w:rFonts w:ascii="Arial" w:hAnsi="Arial" w:cs="Arial"/>
               </w:rPr>
             </w:pPr>
+            <w:r>
+              <w:rPr>
+                <w:rFonts w:ascii="Arial" w:hAnsi="Arial" w:cs="Arial"/>
+              </w:rPr>
+              <w:t>Come pianificato</w:t>
+            </w:r>
           </w:p>
         </w:tc>
       </w:tr>
@@ -468,6 +484,33 @@
                 <w:szCs w:val="20"/>
               </w:rPr>
             </w:pPr>
+            <w:r>
+              <w:rPr>
+                <w:rFonts w:ascii="Arial" w:hAnsi="Arial" w:cs="Arial"/>
+                <w:sz w:val="20"/>
+                <w:szCs w:val="20"/>
+              </w:rPr>
+              <w:t>Finire di aggiungere dati fittizi e aggiungere le immagini dei prodotti nel Products.</w:t>
+            </w:r>
+          </w:p>
+          <w:p>
+            <w:pPr>
+              <w:rPr>
+                <w:rFonts w:ascii="Arial" w:hAnsi="Arial" w:cs="Arial"/>
+                <w:sz w:val="20"/>
+                <w:szCs w:val="20"/>
+              </w:rPr>
+            </w:pPr>
+            <w:r>
+              <w:rPr>
+                <w:rFonts w:ascii="Arial" w:hAnsi="Arial" w:cs="Arial"/>
+                <w:sz w:val="20"/>
+                <w:szCs w:val="20"/>
+              </w:rPr>
+              <w:t>Iniziare la registrazione e accesso.</w:t>
+            </w:r>
+            <w:bookmarkStart w:id="3" w:name="_GoBack"/>
+            <w:bookmarkEnd w:id="3"/>
           </w:p>
         </w:tc>
       </w:tr>
@@ -5270,6 +5313,7 @@
     <w:rsid w:val="00304ECD"/>
     <w:rsid w:val="003158F0"/>
     <w:rsid w:val="00331C62"/>
+    <w:rsid w:val="00344705"/>
     <w:rsid w:val="00357BE2"/>
     <w:rsid w:val="00392F29"/>
     <w:rsid w:val="003B7632"/>
@@ -6172,7 +6216,7 @@
 </file>
 
 <file path=customXml/itemProps1.xml><?xml version="1.0" encoding="utf-8"?>
-<ds:datastoreItem xmlns:ds="http://schemas.openxmlformats.org/officeDocument/2006/customXml" ds:itemID="{140F178A-9734-4D61-A65A-2C42C02E0EB5}">
+<ds:datastoreItem xmlns:ds="http://schemas.openxmlformats.org/officeDocument/2006/customXml" ds:itemID="{449475B9-1B02-40CE-B57A-14558AC4E54C}">
   <ds:schemaRefs>
     <ds:schemaRef ds:uri="http://schemas.openxmlformats.org/officeDocument/2006/bibliography"/>
   </ds:schemaRefs>
